--- a/www/legal/counselor-agreement.docx
+++ b/www/legal/counselor-agreement.docx
@@ -934,9 +934,10 @@
         <w:tblLayout w:type="fixed"/>
       </w:tblPr>
       <w:tblGrid>
-        <w:gridCol w:w="1800"/>
-        <w:gridCol w:w="3613"/>
-        <w:gridCol w:w="3613"/>
+        <w:gridCol w:w="1500"/>
+        <w:gridCol w:w="2508"/>
+        <w:gridCol w:w="2509"/>
+        <w:gridCol w:w="2509"/>
       </w:tblGrid>
       <w:tr>
         <w:trPr>
@@ -944,7 +945,7 @@
         </w:trPr>
         <w:tc>
           <w:tcPr>
-            <w:tcW w:type="dxa" w:w="1800"/>
+            <w:tcW w:type="dxa" w:w="1500"/>
             <w:tcBorders>
               <w:top w:val="single" w:color="999999" w:sz="4"/>
               <w:left w:val="single" w:color="999999" w:sz="4"/>
@@ -979,7 +980,7 @@
         </w:tc>
         <w:tc>
           <w:tcPr>
-            <w:tcW w:type="dxa" w:w="3613"/>
+            <w:tcW w:type="dxa" w:w="2508"/>
             <w:tcBorders>
               <w:top w:val="single" w:color="999999" w:sz="4"/>
               <w:left w:val="single" w:color="999999" w:sz="4"/>
@@ -1014,7 +1015,7 @@
         </w:tc>
         <w:tc>
           <w:tcPr>
-            <w:tcW w:type="dxa" w:w="3613"/>
+            <w:tcW w:type="dxa" w:w="2509"/>
             <w:tcBorders>
               <w:top w:val="single" w:color="999999" w:sz="4"/>
               <w:left w:val="single" w:color="999999" w:sz="4"/>
@@ -1043,6 +1044,41 @@
                 <w:szCs w:val="19"/>
                 <w:rFonts w:ascii="맑은 고딕" w:cs="맑은 고딕" w:eastAsia="맑은 고딕" w:hAnsi="맑은 고딕"/>
               </w:rPr>
+              <w:t xml:space="preserve">소개 채널</w:t>
+            </w:r>
+          </w:p>
+        </w:tc>
+        <w:tc>
+          <w:tcPr>
+            <w:tcW w:type="dxa" w:w="2509"/>
+            <w:tcBorders>
+              <w:top w:val="single" w:color="999999" w:sz="4"/>
+              <w:left w:val="single" w:color="999999" w:sz="4"/>
+              <w:bottom w:val="single" w:color="999999" w:sz="4"/>
+              <w:right w:val="single" w:color="999999" w:sz="4"/>
+            </w:tcBorders>
+            <w:shd w:fill="E8EEF4" w:color="auto" w:val="clear"/>
+            <w:tcMar>
+              <w:top w:type="dxa" w:w="60"/>
+              <w:left w:type="dxa" w:w="100"/>
+              <w:bottom w:type="dxa" w:w="60"/>
+              <w:right w:type="dxa" w:w="100"/>
+            </w:tcMar>
+            <w:vAlign w:val="center"/>
+          </w:tcPr>
+          <w:p>
+            <w:pPr>
+              <w:spacing w:before="0" w:after="0" w:line="300"/>
+              <w:jc w:val="center"/>
+            </w:pPr>
+            <w:r>
+              <w:rPr>
+                <w:b/>
+                <w:bCs/>
+                <w:sz w:val="19"/>
+                <w:szCs w:val="19"/>
+                <w:rFonts w:ascii="맑은 고딕" w:cs="맑은 고딕" w:eastAsia="맑은 고딕" w:hAnsi="맑은 고딕"/>
+              </w:rPr>
               <w:t xml:space="preserve">상담소 채널</w:t>
             </w:r>
           </w:p>
@@ -1054,7 +1090,7 @@
         </w:trPr>
         <w:tc>
           <w:tcPr>
-            <w:tcW w:type="dxa" w:w="1800"/>
+            <w:tcW w:type="dxa" w:w="1500"/>
             <w:tcBorders>
               <w:top w:val="single" w:color="999999" w:sz="4"/>
               <w:left w:val="single" w:color="999999" w:sz="4"/>
@@ -1088,7 +1124,7 @@
         </w:tc>
         <w:tc>
           <w:tcPr>
-            <w:tcW w:type="dxa" w:w="3613"/>
+            <w:tcW w:type="dxa" w:w="2508"/>
             <w:tcBorders>
               <w:top w:val="single" w:color="999999" w:sz="4"/>
               <w:left w:val="single" w:color="999999" w:sz="4"/>
@@ -1116,13 +1152,13 @@
                 <w:szCs w:val="19"/>
                 <w:rFonts w:ascii="맑은 고딕" w:cs="맑은 고딕" w:eastAsia="맑은 고딕" w:hAnsi="맑은 고딕"/>
               </w:rPr>
-              <w:t xml:space="preserve">소속 상담소가 없는 을이, 상담소 연결 없이 가입한 이용자와 하는 예약·통화</w:t>
+              <w:t xml:space="preserve">소속 상담소가 없는 을이, 상담소와 연결되지 않은 이용자와 하는 예약·통화</w:t>
             </w:r>
           </w:p>
         </w:tc>
         <w:tc>
           <w:tcPr>
-            <w:tcW w:type="dxa" w:w="3613"/>
+            <w:tcW w:type="dxa" w:w="2509"/>
             <w:tcBorders>
               <w:top w:val="single" w:color="999999" w:sz="4"/>
               <w:left w:val="single" w:color="999999" w:sz="4"/>
@@ -1150,18 +1186,13 @@
                 <w:szCs w:val="19"/>
                 <w:rFonts w:ascii="맑은 고딕" w:cs="맑은 고딕" w:eastAsia="맑은 고딕" w:hAnsi="맑은 고딕"/>
               </w:rPr>
-              <w:t xml:space="preserve">① 상담소 코드로 제휴 상담소와 연결된 이용자의 예약·통화 ② 소속 상담소가 있는 을의 모든 예약·통화</w:t>
+              <w:t xml:space="preserve">소속 상담소가 없는 을이, 상담소 코드로 제휴 상담소와 연결된 이용자와 하는 예약·통화</w:t>
             </w:r>
           </w:p>
         </w:tc>
-      </w:tr>
-      <w:tr>
-        <w:trPr>
-          <w:cantSplit/>
-        </w:trPr>
         <w:tc>
           <w:tcPr>
-            <w:tcW w:type="dxa" w:w="1800"/>
+            <w:tcW w:type="dxa" w:w="2509"/>
             <w:tcBorders>
               <w:top w:val="single" w:color="999999" w:sz="4"/>
               <w:left w:val="single" w:color="999999" w:sz="4"/>
@@ -1189,13 +1220,18 @@
                 <w:szCs w:val="19"/>
                 <w:rFonts w:ascii="맑은 고딕" w:cs="맑은 고딕" w:eastAsia="맑은 고딕" w:hAnsi="맑은 고딕"/>
               </w:rPr>
-              <w:t xml:space="preserve">을(상담사)</w:t>
+              <w:t xml:space="preserve">소속 상담소가 있는(그 상담소가 승인한) 을의 모든 예약·통화</w:t>
             </w:r>
           </w:p>
         </w:tc>
+      </w:tr>
+      <w:tr>
+        <w:trPr>
+          <w:cantSplit/>
+        </w:trPr>
         <w:tc>
           <w:tcPr>
-            <w:tcW w:type="dxa" w:w="3613"/>
+            <w:tcW w:type="dxa" w:w="1500"/>
             <w:tcBorders>
               <w:top w:val="single" w:color="999999" w:sz="4"/>
               <w:left w:val="single" w:color="999999" w:sz="4"/>
@@ -1223,13 +1259,13 @@
                 <w:szCs w:val="19"/>
                 <w:rFonts w:ascii="맑은 고딕" w:cs="맑은 고딕" w:eastAsia="맑은 고딕" w:hAnsi="맑은 고딕"/>
               </w:rPr>
-              <w:t xml:space="preserve">상담료 60,000원까지 70%, 60,000원을 넘는 부분 55%</w:t>
+              <w:t xml:space="preserve">을(상담사)</w:t>
             </w:r>
           </w:p>
         </w:tc>
         <w:tc>
           <w:tcPr>
-            <w:tcW w:type="dxa" w:w="3613"/>
+            <w:tcW w:type="dxa" w:w="2508"/>
             <w:tcBorders>
               <w:top w:val="single" w:color="999999" w:sz="4"/>
               <w:left w:val="single" w:color="999999" w:sz="4"/>
@@ -1257,18 +1293,13 @@
                 <w:szCs w:val="19"/>
                 <w:rFonts w:ascii="맑은 고딕" w:cs="맑은 고딕" w:eastAsia="맑은 고딕" w:hAnsi="맑은 고딕"/>
               </w:rPr>
-              <w:t xml:space="preserve">갑으로부터 받지 않음(제10조에 따름)</w:t>
+              <w:t xml:space="preserve">60,000원까지 70%, 넘는 부분 55%</w:t>
             </w:r>
           </w:p>
         </w:tc>
-      </w:tr>
-      <w:tr>
-        <w:trPr>
-          <w:cantSplit/>
-        </w:trPr>
         <w:tc>
           <w:tcPr>
-            <w:tcW w:type="dxa" w:w="1800"/>
+            <w:tcW w:type="dxa" w:w="2509"/>
             <w:tcBorders>
               <w:top w:val="single" w:color="999999" w:sz="4"/>
               <w:left w:val="single" w:color="999999" w:sz="4"/>
@@ -1296,13 +1327,13 @@
                 <w:szCs w:val="19"/>
                 <w:rFonts w:ascii="맑은 고딕" w:cs="맑은 고딕" w:eastAsia="맑은 고딕" w:hAnsi="맑은 고딕"/>
               </w:rPr>
-              <w:t xml:space="preserve">제휴 상담소</w:t>
+              <w:t xml:space="preserve">60,000원까지 70%, 넘는 부분 55% (앱 채널과 같다)</w:t>
             </w:r>
           </w:p>
         </w:tc>
         <w:tc>
           <w:tcPr>
-            <w:tcW w:type="dxa" w:w="3613"/>
+            <w:tcW w:type="dxa" w:w="2509"/>
             <w:tcBorders>
               <w:top w:val="single" w:color="999999" w:sz="4"/>
               <w:left w:val="single" w:color="999999" w:sz="4"/>
@@ -1330,13 +1361,18 @@
                 <w:szCs w:val="19"/>
                 <w:rFonts w:ascii="맑은 고딕" w:cs="맑은 고딕" w:eastAsia="맑은 고딕" w:hAnsi="맑은 고딕"/>
               </w:rPr>
-              <w:t xml:space="preserve">해당 없음</w:t>
+              <w:t xml:space="preserve">갑으로부터 받지 않음(제10조에 따름)</w:t>
             </w:r>
           </w:p>
         </w:tc>
+      </w:tr>
+      <w:tr>
+        <w:trPr>
+          <w:cantSplit/>
+        </w:trPr>
         <w:tc>
           <w:tcPr>
-            <w:tcW w:type="dxa" w:w="3613"/>
+            <w:tcW w:type="dxa" w:w="1500"/>
             <w:tcBorders>
               <w:top w:val="single" w:color="999999" w:sz="4"/>
               <w:left w:val="single" w:color="999999" w:sz="4"/>
@@ -1364,18 +1400,13 @@
                 <w:szCs w:val="19"/>
                 <w:rFonts w:ascii="맑은 고딕" w:cs="맑은 고딕" w:eastAsia="맑은 고딕" w:hAnsi="맑은 고딕"/>
               </w:rPr>
-              <w:t xml:space="preserve">90%</w:t>
+              <w:t xml:space="preserve">제휴 상담소</w:t>
             </w:r>
           </w:p>
         </w:tc>
-      </w:tr>
-      <w:tr>
-        <w:trPr>
-          <w:cantSplit/>
-        </w:trPr>
         <w:tc>
           <w:tcPr>
-            <w:tcW w:type="dxa" w:w="1800"/>
+            <w:tcW w:type="dxa" w:w="2508"/>
             <w:tcBorders>
               <w:top w:val="single" w:color="999999" w:sz="4"/>
               <w:left w:val="single" w:color="999999" w:sz="4"/>
@@ -1403,13 +1434,13 @@
                 <w:szCs w:val="19"/>
                 <w:rFonts w:ascii="맑은 고딕" w:cs="맑은 고딕" w:eastAsia="맑은 고딕" w:hAnsi="맑은 고딕"/>
               </w:rPr>
-              <w:t xml:space="preserve">갑(회사)</w:t>
+              <w:t xml:space="preserve">해당 없음</w:t>
             </w:r>
           </w:p>
         </w:tc>
         <w:tc>
           <w:tcPr>
-            <w:tcW w:type="dxa" w:w="3613"/>
+            <w:tcW w:type="dxa" w:w="2509"/>
             <w:tcBorders>
               <w:top w:val="single" w:color="999999" w:sz="4"/>
               <w:left w:val="single" w:color="999999" w:sz="4"/>
@@ -1437,13 +1468,13 @@
                 <w:szCs w:val="19"/>
                 <w:rFonts w:ascii="맑은 고딕" w:cs="맑은 고딕" w:eastAsia="맑은 고딕" w:hAnsi="맑은 고딕"/>
               </w:rPr>
-              <w:t xml:space="preserve">상담료에서 을의 몫과 결제수수료를 뺀 나머지 (60,000원 상담 시 27%)</w:t>
+              <w:t xml:space="preserve">20% (내담자를 연결해 준 상담소의 소개료)</w:t>
             </w:r>
           </w:p>
         </w:tc>
         <w:tc>
           <w:tcPr>
-            <w:tcW w:type="dxa" w:w="3613"/>
+            <w:tcW w:type="dxa" w:w="2509"/>
             <w:tcBorders>
               <w:top w:val="single" w:color="999999" w:sz="4"/>
               <w:left w:val="single" w:color="999999" w:sz="4"/>
@@ -1471,7 +1502,7 @@
                 <w:szCs w:val="19"/>
                 <w:rFonts w:ascii="맑은 고딕" w:cs="맑은 고딕" w:eastAsia="맑은 고딕" w:hAnsi="맑은 고딕"/>
               </w:rPr>
-              <w:t xml:space="preserve">7%</w:t>
+              <w:t xml:space="preserve">90%</w:t>
             </w:r>
           </w:p>
         </w:tc>
@@ -1482,7 +1513,7 @@
         </w:trPr>
         <w:tc>
           <w:tcPr>
-            <w:tcW w:type="dxa" w:w="1800"/>
+            <w:tcW w:type="dxa" w:w="1500"/>
             <w:tcBorders>
               <w:top w:val="single" w:color="999999" w:sz="4"/>
               <w:left w:val="single" w:color="999999" w:sz="4"/>
@@ -1510,13 +1541,13 @@
                 <w:szCs w:val="19"/>
                 <w:rFonts w:ascii="맑은 고딕" w:cs="맑은 고딕" w:eastAsia="맑은 고딕" w:hAnsi="맑은 고딕"/>
               </w:rPr>
-              <w:t xml:space="preserve">결제수수료</w:t>
+              <w:t xml:space="preserve">갑(회사)</w:t>
             </w:r>
           </w:p>
         </w:tc>
         <w:tc>
           <w:tcPr>
-            <w:tcW w:type="dxa" w:w="3613"/>
+            <w:tcW w:type="dxa" w:w="2508"/>
             <w:tcBorders>
               <w:top w:val="single" w:color="999999" w:sz="4"/>
               <w:left w:val="single" w:color="999999" w:sz="4"/>
@@ -1544,13 +1575,13 @@
                 <w:szCs w:val="19"/>
                 <w:rFonts w:ascii="맑은 고딕" w:cs="맑은 고딕" w:eastAsia="맑은 고딕" w:hAnsi="맑은 고딕"/>
               </w:rPr>
-              <w:t xml:space="preserve">3%</w:t>
+              <w:t xml:space="preserve">나머지 (60,000원 상담 시 27%)</w:t>
             </w:r>
           </w:p>
         </w:tc>
         <w:tc>
           <w:tcPr>
-            <w:tcW w:type="dxa" w:w="3613"/>
+            <w:tcW w:type="dxa" w:w="2509"/>
             <w:tcBorders>
               <w:top w:val="single" w:color="999999" w:sz="4"/>
               <w:left w:val="single" w:color="999999" w:sz="4"/>
@@ -1578,18 +1609,13 @@
                 <w:szCs w:val="19"/>
                 <w:rFonts w:ascii="맑은 고딕" w:cs="맑은 고딕" w:eastAsia="맑은 고딕" w:hAnsi="맑은 고딕"/>
               </w:rPr>
-              <w:t xml:space="preserve">3%</w:t>
+              <w:t xml:space="preserve">나머지 (60,000원 상담 시 7%)</w:t>
             </w:r>
           </w:p>
         </w:tc>
-      </w:tr>
-      <w:tr>
-        <w:trPr>
-          <w:cantSplit/>
-        </w:trPr>
         <w:tc>
           <w:tcPr>
-            <w:tcW w:type="dxa" w:w="1800"/>
+            <w:tcW w:type="dxa" w:w="2509"/>
             <w:tcBorders>
               <w:top w:val="single" w:color="999999" w:sz="4"/>
               <w:left w:val="single" w:color="999999" w:sz="4"/>
@@ -1617,13 +1643,18 @@
                 <w:szCs w:val="19"/>
                 <w:rFonts w:ascii="맑은 고딕" w:cs="맑은 고딕" w:eastAsia="맑은 고딕" w:hAnsi="맑은 고딕"/>
               </w:rPr>
-              <w:t xml:space="preserve">을에게 지급하는 자</w:t>
+              <w:t xml:space="preserve">7%</w:t>
             </w:r>
           </w:p>
         </w:tc>
+      </w:tr>
+      <w:tr>
+        <w:trPr>
+          <w:cantSplit/>
+        </w:trPr>
         <w:tc>
           <w:tcPr>
-            <w:tcW w:type="dxa" w:w="3613"/>
+            <w:tcW w:type="dxa" w:w="1500"/>
             <w:tcBorders>
               <w:top w:val="single" w:color="999999" w:sz="4"/>
               <w:left w:val="single" w:color="999999" w:sz="4"/>
@@ -1651,13 +1682,13 @@
                 <w:szCs w:val="19"/>
                 <w:rFonts w:ascii="맑은 고딕" w:cs="맑은 고딕" w:eastAsia="맑은 고딕" w:hAnsi="맑은 고딕"/>
               </w:rPr>
-              <w:t xml:space="preserve">갑</w:t>
+              <w:t xml:space="preserve">결제수수료</w:t>
             </w:r>
           </w:p>
         </w:tc>
         <w:tc>
           <w:tcPr>
-            <w:tcW w:type="dxa" w:w="3613"/>
+            <w:tcW w:type="dxa" w:w="2508"/>
             <w:tcBorders>
               <w:top w:val="single" w:color="999999" w:sz="4"/>
               <w:left w:val="single" w:color="999999" w:sz="4"/>
@@ -1685,6 +1716,215 @@
                 <w:szCs w:val="19"/>
                 <w:rFonts w:ascii="맑은 고딕" w:cs="맑은 고딕" w:eastAsia="맑은 고딕" w:hAnsi="맑은 고딕"/>
               </w:rPr>
+              <w:t xml:space="preserve">3%</w:t>
+            </w:r>
+          </w:p>
+        </w:tc>
+        <w:tc>
+          <w:tcPr>
+            <w:tcW w:type="dxa" w:w="2509"/>
+            <w:tcBorders>
+              <w:top w:val="single" w:color="999999" w:sz="4"/>
+              <w:left w:val="single" w:color="999999" w:sz="4"/>
+              <w:bottom w:val="single" w:color="999999" w:sz="4"/>
+              <w:right w:val="single" w:color="999999" w:sz="4"/>
+            </w:tcBorders>
+            <w:tcMar>
+              <w:top w:type="dxa" w:w="60"/>
+              <w:left w:type="dxa" w:w="100"/>
+              <w:bottom w:type="dxa" w:w="60"/>
+              <w:right w:type="dxa" w:w="100"/>
+            </w:tcMar>
+            <w:vAlign w:val="center"/>
+          </w:tcPr>
+          <w:p>
+            <w:pPr>
+              <w:spacing w:before="0" w:after="0" w:line="300"/>
+              <w:jc w:val="left"/>
+            </w:pPr>
+            <w:r>
+              <w:rPr>
+                <w:b w:val="false"/>
+                <w:bCs w:val="false"/>
+                <w:sz w:val="19"/>
+                <w:szCs w:val="19"/>
+                <w:rFonts w:ascii="맑은 고딕" w:cs="맑은 고딕" w:eastAsia="맑은 고딕" w:hAnsi="맑은 고딕"/>
+              </w:rPr>
+              <w:t xml:space="preserve">3%</w:t>
+            </w:r>
+          </w:p>
+        </w:tc>
+        <w:tc>
+          <w:tcPr>
+            <w:tcW w:type="dxa" w:w="2509"/>
+            <w:tcBorders>
+              <w:top w:val="single" w:color="999999" w:sz="4"/>
+              <w:left w:val="single" w:color="999999" w:sz="4"/>
+              <w:bottom w:val="single" w:color="999999" w:sz="4"/>
+              <w:right w:val="single" w:color="999999" w:sz="4"/>
+            </w:tcBorders>
+            <w:tcMar>
+              <w:top w:type="dxa" w:w="60"/>
+              <w:left w:type="dxa" w:w="100"/>
+              <w:bottom w:type="dxa" w:w="60"/>
+              <w:right w:type="dxa" w:w="100"/>
+            </w:tcMar>
+            <w:vAlign w:val="center"/>
+          </w:tcPr>
+          <w:p>
+            <w:pPr>
+              <w:spacing w:before="0" w:after="0" w:line="300"/>
+              <w:jc w:val="left"/>
+            </w:pPr>
+            <w:r>
+              <w:rPr>
+                <w:b w:val="false"/>
+                <w:bCs w:val="false"/>
+                <w:sz w:val="19"/>
+                <w:szCs w:val="19"/>
+                <w:rFonts w:ascii="맑은 고딕" w:cs="맑은 고딕" w:eastAsia="맑은 고딕" w:hAnsi="맑은 고딕"/>
+              </w:rPr>
+              <w:t xml:space="preserve">3%</w:t>
+            </w:r>
+          </w:p>
+        </w:tc>
+      </w:tr>
+      <w:tr>
+        <w:trPr>
+          <w:cantSplit/>
+        </w:trPr>
+        <w:tc>
+          <w:tcPr>
+            <w:tcW w:type="dxa" w:w="1500"/>
+            <w:tcBorders>
+              <w:top w:val="single" w:color="999999" w:sz="4"/>
+              <w:left w:val="single" w:color="999999" w:sz="4"/>
+              <w:bottom w:val="single" w:color="999999" w:sz="4"/>
+              <w:right w:val="single" w:color="999999" w:sz="4"/>
+            </w:tcBorders>
+            <w:tcMar>
+              <w:top w:type="dxa" w:w="60"/>
+              <w:left w:type="dxa" w:w="100"/>
+              <w:bottom w:type="dxa" w:w="60"/>
+              <w:right w:type="dxa" w:w="100"/>
+            </w:tcMar>
+            <w:vAlign w:val="center"/>
+          </w:tcPr>
+          <w:p>
+            <w:pPr>
+              <w:spacing w:before="0" w:after="0" w:line="300"/>
+              <w:jc w:val="left"/>
+            </w:pPr>
+            <w:r>
+              <w:rPr>
+                <w:b w:val="false"/>
+                <w:bCs w:val="false"/>
+                <w:sz w:val="19"/>
+                <w:szCs w:val="19"/>
+                <w:rFonts w:ascii="맑은 고딕" w:cs="맑은 고딕" w:eastAsia="맑은 고딕" w:hAnsi="맑은 고딕"/>
+              </w:rPr>
+              <w:t xml:space="preserve">을에게 지급하는 자</w:t>
+            </w:r>
+          </w:p>
+        </w:tc>
+        <w:tc>
+          <w:tcPr>
+            <w:tcW w:type="dxa" w:w="2508"/>
+            <w:tcBorders>
+              <w:top w:val="single" w:color="999999" w:sz="4"/>
+              <w:left w:val="single" w:color="999999" w:sz="4"/>
+              <w:bottom w:val="single" w:color="999999" w:sz="4"/>
+              <w:right w:val="single" w:color="999999" w:sz="4"/>
+            </w:tcBorders>
+            <w:tcMar>
+              <w:top w:type="dxa" w:w="60"/>
+              <w:left w:type="dxa" w:w="100"/>
+              <w:bottom w:type="dxa" w:w="60"/>
+              <w:right w:type="dxa" w:w="100"/>
+            </w:tcMar>
+            <w:vAlign w:val="center"/>
+          </w:tcPr>
+          <w:p>
+            <w:pPr>
+              <w:spacing w:before="0" w:after="0" w:line="300"/>
+              <w:jc w:val="left"/>
+            </w:pPr>
+            <w:r>
+              <w:rPr>
+                <w:b w:val="false"/>
+                <w:bCs w:val="false"/>
+                <w:sz w:val="19"/>
+                <w:szCs w:val="19"/>
+                <w:rFonts w:ascii="맑은 고딕" w:cs="맑은 고딕" w:eastAsia="맑은 고딕" w:hAnsi="맑은 고딕"/>
+              </w:rPr>
+              <w:t xml:space="preserve">갑</w:t>
+            </w:r>
+          </w:p>
+        </w:tc>
+        <w:tc>
+          <w:tcPr>
+            <w:tcW w:type="dxa" w:w="2509"/>
+            <w:tcBorders>
+              <w:top w:val="single" w:color="999999" w:sz="4"/>
+              <w:left w:val="single" w:color="999999" w:sz="4"/>
+              <w:bottom w:val="single" w:color="999999" w:sz="4"/>
+              <w:right w:val="single" w:color="999999" w:sz="4"/>
+            </w:tcBorders>
+            <w:tcMar>
+              <w:top w:type="dxa" w:w="60"/>
+              <w:left w:type="dxa" w:w="100"/>
+              <w:bottom w:type="dxa" w:w="60"/>
+              <w:right w:type="dxa" w:w="100"/>
+            </w:tcMar>
+            <w:vAlign w:val="center"/>
+          </w:tcPr>
+          <w:p>
+            <w:pPr>
+              <w:spacing w:before="0" w:after="0" w:line="300"/>
+              <w:jc w:val="left"/>
+            </w:pPr>
+            <w:r>
+              <w:rPr>
+                <w:b w:val="false"/>
+                <w:bCs w:val="false"/>
+                <w:sz w:val="19"/>
+                <w:szCs w:val="19"/>
+                <w:rFonts w:ascii="맑은 고딕" w:cs="맑은 고딕" w:eastAsia="맑은 고딕" w:hAnsi="맑은 고딕"/>
+              </w:rPr>
+              <w:t xml:space="preserve">갑</w:t>
+            </w:r>
+          </w:p>
+        </w:tc>
+        <w:tc>
+          <w:tcPr>
+            <w:tcW w:type="dxa" w:w="2509"/>
+            <w:tcBorders>
+              <w:top w:val="single" w:color="999999" w:sz="4"/>
+              <w:left w:val="single" w:color="999999" w:sz="4"/>
+              <w:bottom w:val="single" w:color="999999" w:sz="4"/>
+              <w:right w:val="single" w:color="999999" w:sz="4"/>
+            </w:tcBorders>
+            <w:tcMar>
+              <w:top w:type="dxa" w:w="60"/>
+              <w:left w:type="dxa" w:w="100"/>
+              <w:bottom w:type="dxa" w:w="60"/>
+              <w:right w:type="dxa" w:w="100"/>
+            </w:tcMar>
+            <w:vAlign w:val="center"/>
+          </w:tcPr>
+          <w:p>
+            <w:pPr>
+              <w:spacing w:before="0" w:after="0" w:line="300"/>
+              <w:jc w:val="left"/>
+            </w:pPr>
+            <w:r>
+              <w:rPr>
+                <w:b w:val="false"/>
+                <w:bCs w:val="false"/>
+                <w:sz w:val="19"/>
+                <w:szCs w:val="19"/>
+                <w:rFonts w:ascii="맑은 고딕" w:cs="맑은 고딕" w:eastAsia="맑은 고딕" w:hAnsi="맑은 고딕"/>
+              </w:rPr>
               <w:t xml:space="preserve">제휴 상담소</w:t>
             </w:r>
           </w:p>
@@ -1695,6 +1935,22 @@
       <w:pPr>
         <w:spacing w:before="0" w:after="120"/>
       </w:pPr>
+    </w:p>
+    <w:p>
+      <w:pPr>
+        <w:spacing w:after="60" w:line="320"/>
+        <w:ind w:left="240" w:hanging="240"/>
+      </w:pPr>
+      <w:r>
+        <w:rPr>
+          <w:b w:val="false"/>
+          <w:bCs w:val="false"/>
+          <w:sz w:val="20"/>
+          <w:szCs w:val="20"/>
+          <w:rFonts w:ascii="맑은 고딕" w:cs="맑은 고딕" w:eastAsia="맑은 고딕" w:hAnsi="맑은 고딕"/>
+        </w:rPr>
+        <w:t xml:space="preserve">①-1 소개 채널에서 을의 몫과 지급 조건은 앱 채널과 같다. 제휴 상담소의 소개료 20%는 갑이 상담소에 지급하며 을의 몫에서 빼지 않는다.</w:t>
+      </w:r>
     </w:p>
     <w:p>
       <w:pPr>

--- a/www/legal/counselor-agreement.docx
+++ b/www/legal/counselor-agreement.docx
@@ -257,7 +257,7 @@
           <w:szCs w:val="19"/>
           <w:rFonts w:ascii="맑은 고딕" w:cs="맑은 고딕" w:eastAsia="맑은 고딕" w:hAnsi="맑은 고딕"/>
         </w:rPr>
-        <w:t xml:space="preserve">1. ‘서비스’: 갑이 운영하는 ‘마인드 인사이드’(https://neurumind.com 및 같은 사이트를 불러오는 안드로이드 앱), 상담사 앱(pro.neurumind.com), 담당의 앱(doc.neurumind.com), 운영자 콘솔을 말한다.</w:t>
+        <w:t xml:space="preserve">1. ‘서비스’: 갑이 운영하는 ‘마인드 인사이드’(https://mindinsideapp.com 및 같은 사이트를 불러오는 안드로이드 앱), 상담사 앱(pro.mindinsideapp.com), 담당의 앱(doc.mindinsideapp.com), 운영자 콘솔을 말한다.</w:t>
       </w:r>
     </w:p>
     <w:p>
